--- a/tillsyn/A 22960-2022 tillsynsbegäran.docx
+++ b/tillsyn/A 22960-2022 tillsynsbegäran.docx
@@ -720,7 +720,7 @@
     <w:r>
       <w:tab/>
       <w:tab/>
-      <w:t>2025-09-10</w:t>
+      <w:t>2025-09-11</w:t>
       <w:br/>
       <w:br/>
     </w:r>

--- a/tillsyn/A 22960-2022 tillsynsbegäran.docx
+++ b/tillsyn/A 22960-2022 tillsynsbegäran.docx
@@ -720,7 +720,7 @@
     <w:r>
       <w:tab/>
       <w:tab/>
-      <w:t>2025-09-11</w:t>
+      <w:t>2025-09-12</w:t>
       <w:br/>
       <w:br/>
     </w:r>

--- a/tillsyn/A 22960-2022 tillsynsbegäran.docx
+++ b/tillsyn/A 22960-2022 tillsynsbegäran.docx
@@ -720,7 +720,7 @@
     <w:r>
       <w:tab/>
       <w:tab/>
-      <w:t>2025-09-12</w:t>
+      <w:t>2025-09-13</w:t>
       <w:br/>
       <w:br/>
     </w:r>

--- a/tillsyn/A 22960-2022 tillsynsbegäran.docx
+++ b/tillsyn/A 22960-2022 tillsynsbegäran.docx
@@ -720,7 +720,7 @@
     <w:r>
       <w:tab/>
       <w:tab/>
-      <w:t>2025-09-13</w:t>
+      <w:t>2025-09-14</w:t>
       <w:br/>
       <w:br/>
     </w:r>

--- a/tillsyn/A 22960-2022 tillsynsbegäran.docx
+++ b/tillsyn/A 22960-2022 tillsynsbegäran.docx
@@ -720,7 +720,7 @@
     <w:r>
       <w:tab/>
       <w:tab/>
-      <w:t>2025-09-14</w:t>
+      <w:t>2025-09-15</w:t>
       <w:br/>
       <w:br/>
     </w:r>

--- a/tillsyn/A 22960-2022 tillsynsbegäran.docx
+++ b/tillsyn/A 22960-2022 tillsynsbegäran.docx
@@ -720,7 +720,7 @@
     <w:r>
       <w:tab/>
       <w:tab/>
-      <w:t>2025-09-15</w:t>
+      <w:t>2025-09-16</w:t>
       <w:br/>
       <w:br/>
     </w:r>

--- a/tillsyn/A 22960-2022 tillsynsbegäran.docx
+++ b/tillsyn/A 22960-2022 tillsynsbegäran.docx
@@ -720,7 +720,7 @@
     <w:r>
       <w:tab/>
       <w:tab/>
-      <w:t>2025-09-16</w:t>
+      <w:t>2025-09-17</w:t>
       <w:br/>
       <w:br/>
     </w:r>

--- a/tillsyn/A 22960-2022 tillsynsbegäran.docx
+++ b/tillsyn/A 22960-2022 tillsynsbegäran.docx
@@ -720,7 +720,7 @@
     <w:r>
       <w:tab/>
       <w:tab/>
-      <w:t>2025-09-17</w:t>
+      <w:t>2025-09-18</w:t>
       <w:br/>
       <w:br/>
     </w:r>

--- a/tillsyn/A 22960-2022 tillsynsbegäran.docx
+++ b/tillsyn/A 22960-2022 tillsynsbegäran.docx
@@ -720,7 +720,7 @@
     <w:r>
       <w:tab/>
       <w:tab/>
-      <w:t>2025-09-18</w:t>
+      <w:t>2025-09-22</w:t>
       <w:br/>
       <w:br/>
     </w:r>

--- a/tillsyn/A 22960-2022 tillsynsbegäran.docx
+++ b/tillsyn/A 22960-2022 tillsynsbegäran.docx
@@ -720,7 +720,7 @@
     <w:r>
       <w:tab/>
       <w:tab/>
-      <w:t>2025-09-22</w:t>
+      <w:t>2025-09-23</w:t>
       <w:br/>
       <w:br/>
     </w:r>

--- a/tillsyn/A 22960-2022 tillsynsbegäran.docx
+++ b/tillsyn/A 22960-2022 tillsynsbegäran.docx
@@ -720,7 +720,7 @@
     <w:r>
       <w:tab/>
       <w:tab/>
-      <w:t>2025-09-23</w:t>
+      <w:t>2025-09-24</w:t>
       <w:br/>
       <w:br/>
     </w:r>

--- a/tillsyn/A 22960-2022 tillsynsbegäran.docx
+++ b/tillsyn/A 22960-2022 tillsynsbegäran.docx
@@ -720,7 +720,7 @@
     <w:r>
       <w:tab/>
       <w:tab/>
-      <w:t>2025-09-24</w:t>
+      <w:t>2025-09-25</w:t>
       <w:br/>
       <w:br/>
     </w:r>

--- a/tillsyn/A 22960-2022 tillsynsbegäran.docx
+++ b/tillsyn/A 22960-2022 tillsynsbegäran.docx
@@ -720,7 +720,7 @@
     <w:r>
       <w:tab/>
       <w:tab/>
-      <w:t>2025-09-25</w:t>
+      <w:t>2025-09-26</w:t>
       <w:br/>
       <w:br/>
     </w:r>

--- a/tillsyn/A 22960-2022 tillsynsbegäran.docx
+++ b/tillsyn/A 22960-2022 tillsynsbegäran.docx
@@ -720,7 +720,7 @@
     <w:r>
       <w:tab/>
       <w:tab/>
-      <w:t>2025-09-26</w:t>
+      <w:t>2025-09-27</w:t>
       <w:br/>
       <w:br/>
     </w:r>

--- a/tillsyn/A 22960-2022 tillsynsbegäran.docx
+++ b/tillsyn/A 22960-2022 tillsynsbegäran.docx
@@ -720,7 +720,7 @@
     <w:r>
       <w:tab/>
       <w:tab/>
-      <w:t>2025-09-27</w:t>
+      <w:t>2025-09-28</w:t>
       <w:br/>
       <w:br/>
     </w:r>

--- a/tillsyn/A 22960-2022 tillsynsbegäran.docx
+++ b/tillsyn/A 22960-2022 tillsynsbegäran.docx
@@ -720,7 +720,7 @@
     <w:r>
       <w:tab/>
       <w:tab/>
-      <w:t>2025-09-28</w:t>
+      <w:t>2025-09-29</w:t>
       <w:br/>
       <w:br/>
     </w:r>

--- a/tillsyn/A 22960-2022 tillsynsbegäran.docx
+++ b/tillsyn/A 22960-2022 tillsynsbegäran.docx
@@ -720,7 +720,7 @@
     <w:r>
       <w:tab/>
       <w:tab/>
-      <w:t>2025-09-29</w:t>
+      <w:t>2025-09-30</w:t>
       <w:br/>
       <w:br/>
     </w:r>

--- a/tillsyn/A 22960-2022 tillsynsbegäran.docx
+++ b/tillsyn/A 22960-2022 tillsynsbegäran.docx
@@ -720,7 +720,7 @@
     <w:r>
       <w:tab/>
       <w:tab/>
-      <w:t>2025-09-30</w:t>
+      <w:t>2025-10-01</w:t>
       <w:br/>
       <w:br/>
     </w:r>

--- a/tillsyn/A 22960-2022 tillsynsbegäran.docx
+++ b/tillsyn/A 22960-2022 tillsynsbegäran.docx
@@ -720,7 +720,7 @@
     <w:r>
       <w:tab/>
       <w:tab/>
-      <w:t>2025-10-01</w:t>
+      <w:t>2025-10-02</w:t>
       <w:br/>
       <w:br/>
     </w:r>

--- a/tillsyn/A 22960-2022 tillsynsbegäran.docx
+++ b/tillsyn/A 22960-2022 tillsynsbegäran.docx
@@ -720,7 +720,7 @@
     <w:r>
       <w:tab/>
       <w:tab/>
-      <w:t>2025-10-02</w:t>
+      <w:t>2025-10-03</w:t>
       <w:br/>
       <w:br/>
     </w:r>

--- a/tillsyn/A 22960-2022 tillsynsbegäran.docx
+++ b/tillsyn/A 22960-2022 tillsynsbegäran.docx
@@ -720,7 +720,7 @@
     <w:r>
       <w:tab/>
       <w:tab/>
-      <w:t>2025-10-03</w:t>
+      <w:t>2025-10-04</w:t>
       <w:br/>
       <w:br/>
     </w:r>

--- a/tillsyn/A 22960-2022 tillsynsbegäran.docx
+++ b/tillsyn/A 22960-2022 tillsynsbegäran.docx
@@ -720,7 +720,7 @@
     <w:r>
       <w:tab/>
       <w:tab/>
-      <w:t>2025-10-16</w:t>
+      <w:t>2025-10-17</w:t>
       <w:br/>
       <w:br/>
     </w:r>

--- a/tillsyn/A 22960-2022 tillsynsbegäran.docx
+++ b/tillsyn/A 22960-2022 tillsynsbegäran.docx
@@ -720,7 +720,7 @@
     <w:r>
       <w:tab/>
       <w:tab/>
-      <w:t>2025-10-17</w:t>
+      <w:t>2025-10-18</w:t>
       <w:br/>
       <w:br/>
     </w:r>

--- a/tillsyn/A 22960-2022 tillsynsbegäran.docx
+++ b/tillsyn/A 22960-2022 tillsynsbegäran.docx
@@ -720,7 +720,7 @@
     <w:r>
       <w:tab/>
       <w:tab/>
-      <w:t>2025-10-18</w:t>
+      <w:t>2025-10-19</w:t>
       <w:br/>
       <w:br/>
     </w:r>

--- a/tillsyn/A 22960-2022 tillsynsbegäran.docx
+++ b/tillsyn/A 22960-2022 tillsynsbegäran.docx
@@ -720,7 +720,7 @@
     <w:r>
       <w:tab/>
       <w:tab/>
-      <w:t>2025-10-19</w:t>
+      <w:t>2025-10-20</w:t>
       <w:br/>
       <w:br/>
     </w:r>

--- a/tillsyn/A 22960-2022 tillsynsbegäran.docx
+++ b/tillsyn/A 22960-2022 tillsynsbegäran.docx
@@ -720,7 +720,7 @@
     <w:r>
       <w:tab/>
       <w:tab/>
-      <w:t>2025-10-20</w:t>
+      <w:t>2025-10-21</w:t>
       <w:br/>
       <w:br/>
     </w:r>

--- a/tillsyn/A 22960-2022 tillsynsbegäran.docx
+++ b/tillsyn/A 22960-2022 tillsynsbegäran.docx
@@ -720,7 +720,7 @@
     <w:r>
       <w:tab/>
       <w:tab/>
-      <w:t>2025-10-21</w:t>
+      <w:t>2025-10-22</w:t>
       <w:br/>
       <w:br/>
     </w:r>

--- a/tillsyn/A 22960-2022 tillsynsbegäran.docx
+++ b/tillsyn/A 22960-2022 tillsynsbegäran.docx
@@ -720,7 +720,7 @@
     <w:r>
       <w:tab/>
       <w:tab/>
-      <w:t>2025-10-22</w:t>
+      <w:t>2025-10-23</w:t>
       <w:br/>
       <w:br/>
     </w:r>

--- a/tillsyn/A 22960-2022 tillsynsbegäran.docx
+++ b/tillsyn/A 22960-2022 tillsynsbegäran.docx
@@ -720,7 +720,7 @@
     <w:r>
       <w:tab/>
       <w:tab/>
-      <w:t>2025-10-23</w:t>
+      <w:t>2025-10-24</w:t>
       <w:br/>
       <w:br/>
     </w:r>

--- a/tillsyn/A 22960-2022 tillsynsbegäran.docx
+++ b/tillsyn/A 22960-2022 tillsynsbegäran.docx
@@ -720,7 +720,7 @@
     <w:r>
       <w:tab/>
       <w:tab/>
-      <w:t>2025-10-24</w:t>
+      <w:t>2025-10-25</w:t>
       <w:br/>
       <w:br/>
     </w:r>

--- a/tillsyn/A 22960-2022 tillsynsbegäran.docx
+++ b/tillsyn/A 22960-2022 tillsynsbegäran.docx
@@ -720,7 +720,7 @@
     <w:r>
       <w:tab/>
       <w:tab/>
-      <w:t>2025-10-25</w:t>
+      <w:t>2025-10-26</w:t>
       <w:br/>
       <w:br/>
     </w:r>

--- a/tillsyn/A 22960-2022 tillsynsbegäran.docx
+++ b/tillsyn/A 22960-2022 tillsynsbegäran.docx
@@ -720,7 +720,7 @@
     <w:r>
       <w:tab/>
       <w:tab/>
-      <w:t>2025-10-26</w:t>
+      <w:t>2025-10-27</w:t>
       <w:br/>
       <w:br/>
     </w:r>

--- a/tillsyn/A 22960-2022 tillsynsbegäran.docx
+++ b/tillsyn/A 22960-2022 tillsynsbegäran.docx
@@ -720,7 +720,7 @@
     <w:r>
       <w:tab/>
       <w:tab/>
-      <w:t>2025-10-27</w:t>
+      <w:t>2025-10-28</w:t>
       <w:br/>
       <w:br/>
     </w:r>

--- a/tillsyn/A 22960-2022 tillsynsbegäran.docx
+++ b/tillsyn/A 22960-2022 tillsynsbegäran.docx
@@ -720,7 +720,7 @@
     <w:r>
       <w:tab/>
       <w:tab/>
-      <w:t>2025-10-28</w:t>
+      <w:t>2025-10-29</w:t>
       <w:br/>
       <w:br/>
     </w:r>

--- a/tillsyn/A 22960-2022 tillsynsbegäran.docx
+++ b/tillsyn/A 22960-2022 tillsynsbegäran.docx
@@ -720,7 +720,7 @@
     <w:r>
       <w:tab/>
       <w:tab/>
-      <w:t>2025-10-29</w:t>
+      <w:t>2025-10-30</w:t>
       <w:br/>
       <w:br/>
     </w:r>

--- a/tillsyn/A 22960-2022 tillsynsbegäran.docx
+++ b/tillsyn/A 22960-2022 tillsynsbegäran.docx
@@ -720,7 +720,7 @@
     <w:r>
       <w:tab/>
       <w:tab/>
-      <w:t>2025-10-30</w:t>
+      <w:t>2025-10-31</w:t>
       <w:br/>
       <w:br/>
     </w:r>

--- a/tillsyn/A 22960-2022 tillsynsbegäran.docx
+++ b/tillsyn/A 22960-2022 tillsynsbegäran.docx
@@ -720,7 +720,7 @@
     <w:r>
       <w:tab/>
       <w:tab/>
-      <w:t>2025-10-31</w:t>
+      <w:t>2025-11-01</w:t>
       <w:br/>
       <w:br/>
     </w:r>

--- a/tillsyn/A 22960-2022 tillsynsbegäran.docx
+++ b/tillsyn/A 22960-2022 tillsynsbegäran.docx
@@ -720,7 +720,7 @@
     <w:r>
       <w:tab/>
       <w:tab/>
-      <w:t>2025-11-01</w:t>
+      <w:t>2025-11-02</w:t>
       <w:br/>
       <w:br/>
     </w:r>

--- a/tillsyn/A 22960-2022 tillsynsbegäran.docx
+++ b/tillsyn/A 22960-2022 tillsynsbegäran.docx
@@ -720,7 +720,7 @@
     <w:r>
       <w:tab/>
       <w:tab/>
-      <w:t>2025-11-02</w:t>
+      <w:t>2025-11-03</w:t>
       <w:br/>
       <w:br/>
     </w:r>

--- a/tillsyn/A 22960-2022 tillsynsbegäran.docx
+++ b/tillsyn/A 22960-2022 tillsynsbegäran.docx
@@ -720,7 +720,7 @@
     <w:r>
       <w:tab/>
       <w:tab/>
-      <w:t>2025-11-03</w:t>
+      <w:t>2025-11-04</w:t>
       <w:br/>
       <w:br/>
     </w:r>

--- a/tillsyn/A 22960-2022 tillsynsbegäran.docx
+++ b/tillsyn/A 22960-2022 tillsynsbegäran.docx
@@ -720,7 +720,7 @@
     <w:r>
       <w:tab/>
       <w:tab/>
-      <w:t>2025-11-04</w:t>
+      <w:t>2025-11-05</w:t>
       <w:br/>
       <w:br/>
     </w:r>

--- a/tillsyn/A 22960-2022 tillsynsbegäran.docx
+++ b/tillsyn/A 22960-2022 tillsynsbegäran.docx
@@ -720,7 +720,7 @@
     <w:r>
       <w:tab/>
       <w:tab/>
-      <w:t>2025-11-05</w:t>
+      <w:t>2025-11-06</w:t>
       <w:br/>
       <w:br/>
     </w:r>

--- a/tillsyn/A 22960-2022 tillsynsbegäran.docx
+++ b/tillsyn/A 22960-2022 tillsynsbegäran.docx
@@ -720,7 +720,7 @@
     <w:r>
       <w:tab/>
       <w:tab/>
-      <w:t>2025-11-06</w:t>
+      <w:t>2025-11-07</w:t>
       <w:br/>
       <w:br/>
     </w:r>

--- a/tillsyn/A 22960-2022 tillsynsbegäran.docx
+++ b/tillsyn/A 22960-2022 tillsynsbegäran.docx
@@ -720,7 +720,7 @@
     <w:r>
       <w:tab/>
       <w:tab/>
-      <w:t>2025-11-07</w:t>
+      <w:t>2025-11-08</w:t>
       <w:br/>
       <w:br/>
     </w:r>

--- a/tillsyn/A 22960-2022 tillsynsbegäran.docx
+++ b/tillsyn/A 22960-2022 tillsynsbegäran.docx
@@ -720,7 +720,7 @@
     <w:r>
       <w:tab/>
       <w:tab/>
-      <w:t>2025-11-08</w:t>
+      <w:t>2025-11-09</w:t>
       <w:br/>
       <w:br/>
     </w:r>

--- a/tillsyn/A 22960-2022 tillsynsbegäran.docx
+++ b/tillsyn/A 22960-2022 tillsynsbegäran.docx
@@ -720,7 +720,7 @@
     <w:r>
       <w:tab/>
       <w:tab/>
-      <w:t>2025-11-09</w:t>
+      <w:t>2025-11-10</w:t>
       <w:br/>
       <w:br/>
     </w:r>

--- a/tillsyn/A 22960-2022 tillsynsbegäran.docx
+++ b/tillsyn/A 22960-2022 tillsynsbegäran.docx
@@ -720,7 +720,7 @@
     <w:r>
       <w:tab/>
       <w:tab/>
-      <w:t>2025-11-10</w:t>
+      <w:t>2025-11-11</w:t>
       <w:br/>
       <w:br/>
     </w:r>

--- a/tillsyn/A 22960-2022 tillsynsbegäran.docx
+++ b/tillsyn/A 22960-2022 tillsynsbegäran.docx
@@ -720,7 +720,7 @@
     <w:r>
       <w:tab/>
       <w:tab/>
-      <w:t>2025-11-11</w:t>
+      <w:t>2025-11-12</w:t>
       <w:br/>
       <w:br/>
     </w:r>

--- a/tillsyn/A 22960-2022 tillsynsbegäran.docx
+++ b/tillsyn/A 22960-2022 tillsynsbegäran.docx
@@ -720,7 +720,7 @@
     <w:r>
       <w:tab/>
       <w:tab/>
-      <w:t>2025-11-12</w:t>
+      <w:t>2025-11-13</w:t>
       <w:br/>
       <w:br/>
     </w:r>
